--- a/Eloqua_Setup_Guide_Android_new.docx
+++ b/Eloqua_Setup_Guide_Android_new.docx
@@ -24,7 +24,7 @@
           <w:color w:val="555555"/>
           <w:sz w:val="34"/>
         </w:rPr>
-        <w:t>Getting Started  -  Android Guide</w:t>
+        <w:t>Getting Started  -  Android Guide  (APK Install)</w:t>
       </w:r>
     </w:p>
     <w:p/>
@@ -76,7 +76,7 @@
         <w:rPr>
           <w:sz w:val="26"/>
         </w:rPr>
-        <w:t>A Wi-Fi or mobile data connection</w:t>
+        <w:t>A Wi-Fi connection for the download</w:t>
       </w:r>
     </w:p>
     <w:p>
@@ -88,7 +88,7 @@
         <w:rPr>
           <w:sz w:val="26"/>
         </w:rPr>
-        <w:t>A Google account (the one you use for the Play Store on your phone)</w:t>
+        <w:t>The email or message from Eloqua with the download link</w:t>
       </w:r>
     </w:p>
     <w:p/>
@@ -119,7 +119,7 @@
           <w:color w:val="1A1A1A"/>
           <w:sz w:val="30"/>
         </w:rPr>
-        <w:t>Open the Google Play Store</w:t>
+        <w:t>Open the email or message we sent you</w:t>
       </w:r>
     </w:p>
     <w:p>
@@ -130,7 +130,7 @@
         <w:rPr>
           <w:sz w:val="26"/>
         </w:rPr>
-        <w:t>Find the Play Store icon on your phone.</w:t>
+        <w:t>We will send you a link to download the Eloqua app file.</w:t>
       </w:r>
     </w:p>
     <w:p>
@@ -141,7 +141,7 @@
         <w:rPr>
           <w:sz w:val="26"/>
         </w:rPr>
-        <w:t>It looks like a colourful triangle pointing to the right.</w:t>
+        <w:t>Open that email or message on your Android phone.</w:t>
       </w:r>
     </w:p>
     <w:p>
@@ -152,7 +152,7 @@
         <w:rPr>
           <w:sz w:val="26"/>
         </w:rPr>
-        <w:t>Tap it to open.</w:t>
+        <w:t>Tap the download link.</w:t>
       </w:r>
     </w:p>
     <w:p>
@@ -166,7 +166,7 @@
           <w:color w:val="5C3D00"/>
           <w:sz w:val="24"/>
         </w:rPr>
-        <w:t>Tip:  The Play Store is usually on your home screen or in your app list.</w:t>
+        <w:t>Tip:  If you cannot find it, check your Junk or Spam folder and search for "Eloqua".</w:t>
       </w:r>
     </w:p>
     <w:tbl>
@@ -180,7 +180,7 @@
       </w:tblGrid>
       <w:tr>
         <w:trPr>
-          <w:trHeight w:val="5472" w:hRule="exact"/>
+          <w:trHeight w:val="3600" w:hRule="exact"/>
         </w:trPr>
         <w:tc>
           <w:tcPr>
@@ -196,7 +196,7 @@
           </w:tcPr>
           <w:p>
             <w:pPr>
-              <w:spacing w:before="2336"/>
+              <w:spacing w:before="1400"/>
               <w:jc w:val="center"/>
             </w:pPr>
             <w:r>
@@ -212,7 +212,7 @@
                 <w:color w:val="AAAAAA"/>
                 <w:sz w:val="20"/>
               </w:rPr>
-              <w:t>Screenshot: Google Play Store home screen</w:t>
+              <w:t>Screenshot: Email or message showing the Eloqua download link</w:t>
             </w:r>
             <w:r>
               <w:rPr>
@@ -244,7 +244,7 @@
           <w:color w:val="1A1A1A"/>
           <w:sz w:val="30"/>
         </w:rPr>
-        <w:t>Search for Eloqua</w:t>
+        <w:t>Download the app file</w:t>
       </w:r>
     </w:p>
     <w:p>
@@ -255,7 +255,7 @@
         <w:rPr>
           <w:sz w:val="26"/>
         </w:rPr>
-        <w:t>Tap the search bar at the top of the screen.</w:t>
+        <w:t>Your phone will download a file called  Eloqua.apk.</w:t>
       </w:r>
     </w:p>
     <w:p>
@@ -266,7 +266,7 @@
         <w:rPr>
           <w:sz w:val="26"/>
         </w:rPr>
-        <w:t>Type  Eloqua  and tap the search key on your keyboard.</w:t>
+        <w:t>You may see a progress bar at the top or bottom of your screen while it downloads.</w:t>
       </w:r>
     </w:p>
     <w:p>
@@ -277,18 +277,21 @@
         <w:rPr>
           <w:sz w:val="26"/>
         </w:rPr>
-        <w:t>Look for the Eloqua app in the results. It has a teal dolphin icon.</w:t>
+        <w:t>Wait for it to finish — it usually takes less than a minute on Wi-Fi.</w:t>
       </w:r>
     </w:p>
     <w:p>
       <w:pPr>
-        <w:spacing w:before="40" w:after="40"/>
+        <w:shd w:val="clear" w:color="auto" w:fill="FFF8EE"/>
+        <w:spacing w:before="80" w:after="120"/>
+        <w:ind w:left="200"/>
       </w:pPr>
       <w:r>
         <w:rPr>
-          <w:sz w:val="26"/>
+          <w:color w:val="5C3D00"/>
+          <w:sz w:val="24"/>
         </w:rPr>
-        <w:t>Tap on it.</w:t>
+        <w:t>Tip:  Stay connected to Wi-Fi during the download.</w:t>
       </w:r>
     </w:p>
     <w:tbl>
@@ -302,7 +305,7 @@
       </w:tblGrid>
       <w:tr>
         <w:trPr>
-          <w:trHeight w:val="5472" w:hRule="exact"/>
+          <w:trHeight w:val="3600" w:hRule="exact"/>
         </w:trPr>
         <w:tc>
           <w:tcPr>
@@ -318,7 +321,7 @@
           </w:tcPr>
           <w:p>
             <w:pPr>
-              <w:spacing w:before="2336"/>
+              <w:spacing w:before="1400"/>
               <w:jc w:val="center"/>
             </w:pPr>
             <w:r>
@@ -334,7 +337,7 @@
                 <w:color w:val="AAAAAA"/>
                 <w:sz w:val="20"/>
               </w:rPr>
-              <w:t>Screenshot: Play Store search results showing the Eloqua app</w:t>
+              <w:t>Screenshot: Android download notification showing Eloqua.apk downloading</w:t>
             </w:r>
             <w:r>
               <w:rPr>
@@ -366,7 +369,156 @@
           <w:color w:val="1A1A1A"/>
           <w:sz w:val="30"/>
         </w:rPr>
-        <w:t>Install the app</w:t>
+        <w:t>Allow installation from this source</w:t>
+      </w:r>
+    </w:p>
+    <w:p>
+      <w:pPr>
+        <w:spacing w:before="40" w:after="40"/>
+      </w:pPr>
+      <w:r>
+        <w:rPr>
+          <w:sz w:val="26"/>
+        </w:rPr>
+        <w:t>A message may appear saying your phone needs permission to install this file.</w:t>
+      </w:r>
+    </w:p>
+    <w:p>
+      <w:pPr>
+        <w:spacing w:before="40" w:after="40"/>
+      </w:pPr>
+      <w:r>
+        <w:rPr>
+          <w:sz w:val="26"/>
+        </w:rPr>
+        <w:t>Tap  Settings  on that message.</w:t>
+      </w:r>
+    </w:p>
+    <w:p>
+      <w:pPr>
+        <w:spacing w:before="40" w:after="40"/>
+      </w:pPr>
+      <w:r>
+        <w:rPr>
+          <w:sz w:val="26"/>
+        </w:rPr>
+        <w:t>Turn on  Allow from this source.</w:t>
+      </w:r>
+    </w:p>
+    <w:p>
+      <w:pPr>
+        <w:spacing w:before="40" w:after="40"/>
+      </w:pPr>
+      <w:r>
+        <w:rPr>
+          <w:sz w:val="26"/>
+        </w:rPr>
+        <w:t>Then go back and tap the downloaded file again.</w:t>
+      </w:r>
+    </w:p>
+    <w:p>
+      <w:pPr>
+        <w:shd w:val="clear" w:color="auto" w:fill="FFF8EE"/>
+        <w:spacing w:before="80" w:after="120"/>
+        <w:ind w:left="200"/>
+      </w:pPr>
+      <w:r>
+        <w:rPr>
+          <w:color w:val="5C3D00"/>
+          <w:sz w:val="24"/>
+        </w:rPr>
+        <w:t>Tip:  This is a one-time step. It is safe to allow because the file came directly from us.</w:t>
+        <w:br/>
+        <w:t>On some phones this screen looks slightly different — look for "Install unknown apps" or "Allow from this source".</w:t>
+      </w:r>
+    </w:p>
+    <w:tbl>
+      <w:tblPr>
+        <w:tblW w:type="auto" w:w="0"/>
+        <w:jc w:val="center"/>
+        <w:tblLook w:firstColumn="1" w:firstRow="1" w:lastColumn="0" w:lastRow="0" w:noHBand="0" w:noVBand="1" w:val="04A0"/>
+      </w:tblPr>
+      <w:tblGrid>
+        <w:gridCol w:w="8838"/>
+      </w:tblGrid>
+      <w:tr>
+        <w:trPr>
+          <w:trHeight w:val="4320" w:hRule="exact"/>
+        </w:trPr>
+        <w:tc>
+          <w:tcPr>
+            <w:tcW w:type="dxa" w:w="8838"/>
+            <w:tcW w:w="3600" w:type="dxa"/>
+            <w:shd w:val="clear" w:color="auto" w:fill="F2F2F2"/>
+            <w:tcBorders>
+              <w:top w:val="single" w:sz="6" w:space="0" w:color="AAAAAA"/>
+              <w:left w:val="single" w:sz="6" w:space="0" w:color="AAAAAA"/>
+              <w:bottom w:val="single" w:sz="6" w:space="0" w:color="AAAAAA"/>
+              <w:right w:val="single" w:sz="6" w:space="0" w:color="AAAAAA"/>
+            </w:tcBorders>
+          </w:tcPr>
+          <w:p>
+            <w:pPr>
+              <w:spacing w:before="1760"/>
+              <w:jc w:val="center"/>
+            </w:pPr>
+            <w:r>
+              <w:rPr>
+                <w:color w:val="AAAAAA"/>
+                <w:sz w:val="22"/>
+              </w:rPr>
+              <w:t xml:space="preserve">[  </w:t>
+            </w:r>
+            <w:r>
+              <w:rPr>
+                <w:i/>
+                <w:color w:val="AAAAAA"/>
+                <w:sz w:val="20"/>
+              </w:rPr>
+              <w:t>Screenshot: Android "Allow from this source" permission screen</w:t>
+            </w:r>
+            <w:r>
+              <w:rPr>
+                <w:color w:val="AAAAAA"/>
+                <w:sz w:val="22"/>
+              </w:rPr>
+              <w:t xml:space="preserve">  ]</w:t>
+            </w:r>
+          </w:p>
+        </w:tc>
+      </w:tr>
+    </w:tbl>
+    <w:p/>
+    <w:p>
+      <w:pPr>
+        <w:spacing w:before="240" w:after="60"/>
+      </w:pPr>
+      <w:r>
+        <w:rPr>
+          <w:b/>
+          <w:color w:val="FFA940"/>
+          <w:sz w:val="30"/>
+        </w:rPr>
+        <w:t xml:space="preserve">Step 4:  </w:t>
+      </w:r>
+      <w:r>
+        <w:rPr>
+          <w:b/>
+          <w:color w:val="1A1A1A"/>
+          <w:sz w:val="30"/>
+        </w:rPr>
+        <w:t>Install Eloqua</w:t>
+      </w:r>
+    </w:p>
+    <w:p>
+      <w:pPr>
+        <w:spacing w:before="40" w:after="40"/>
+      </w:pPr>
+      <w:r>
+        <w:rPr>
+          <w:sz w:val="26"/>
+        </w:rPr>
+        <w:t>A screen will appear asking if you want to install Eloqua.</w:t>
       </w:r>
     </w:p>
     <w:p>
@@ -388,7 +540,7 @@
         <w:rPr>
           <w:sz w:val="26"/>
         </w:rPr>
-        <w:t>Eloqua will download to your phone. This usually takes less than a minute.</w:t>
+        <w:t>Wait a few seconds for the install to finish.</w:t>
       </w:r>
     </w:p>
     <w:p>
@@ -459,7 +611,7 @@
                 <w:color w:val="AAAAAA"/>
                 <w:sz w:val="20"/>
               </w:rPr>
-              <w:t>Screenshot: Eloqua page in the Play Store with the Install button</w:t>
+              <w:t>Screenshot: Android install confirmation screen with the Install button</w:t>
             </w:r>
             <w:r>
               <w:rPr>
@@ -483,7 +635,7 @@
           <w:color w:val="FFA940"/>
           <w:sz w:val="30"/>
         </w:rPr>
-        <w:t xml:space="preserve">Step 4:  </w:t>
+        <w:t xml:space="preserve">Step 5:  </w:t>
       </w:r>
       <w:r>
         <w:rPr>
@@ -619,7 +771,7 @@
           <w:color w:val="FFA940"/>
           <w:sz w:val="30"/>
         </w:rPr>
-        <w:t xml:space="preserve">Step 5:  </w:t>
+        <w:t xml:space="preserve">Step 6:  </w:t>
       </w:r>
       <w:r>
         <w:rPr>
@@ -748,7 +900,7 @@
           <w:color w:val="FFA940"/>
           <w:sz w:val="30"/>
         </w:rPr>
-        <w:t xml:space="preserve">Step 6:  </w:t>
+        <w:t xml:space="preserve">Step 7:  </w:t>
       </w:r>
       <w:r>
         <w:rPr>
@@ -859,7 +1011,7 @@
           <w:color w:val="FFA940"/>
           <w:sz w:val="30"/>
         </w:rPr>
-        <w:t xml:space="preserve">Step 7:  </w:t>
+        <w:t xml:space="preserve">Step 8:  </w:t>
       </w:r>
       <w:r>
         <w:rPr>
@@ -995,7 +1147,7 @@
           <w:color w:val="FFA940"/>
           <w:sz w:val="30"/>
         </w:rPr>
-        <w:t xml:space="preserve">Step 8:  </w:t>
+        <w:t xml:space="preserve">Step 9:  </w:t>
       </w:r>
       <w:r>
         <w:rPr>
@@ -1120,7 +1272,7 @@
           <w:color w:val="FFA940"/>
           <w:sz w:val="30"/>
         </w:rPr>
-        <w:t xml:space="preserve">Step 9:  </w:t>
+        <w:t xml:space="preserve">Step 10:  </w:t>
       </w:r>
       <w:r>
         <w:rPr>
@@ -1253,7 +1405,7 @@
           <w:b/>
           <w:sz w:val="26"/>
         </w:rPr>
-        <w:t>Q:  I cannot find Eloqua in the Play Store.</w:t>
+        <w:t>Q:  I cannot find the download link email.</w:t>
       </w:r>
     </w:p>
     <w:p>
@@ -1265,7 +1417,31 @@
         <w:rPr>
           <w:sz w:val="26"/>
         </w:rPr>
-        <w:t>A:  Make sure your phone is running Android 10 or newer. Try searching "Eloqua voice".</w:t>
+        <w:t>A:  Check your Junk or Spam folder and search your inbox for "Eloqua".</w:t>
+      </w:r>
+    </w:p>
+    <w:p>
+      <w:pPr>
+        <w:spacing w:before="160" w:after="20"/>
+      </w:pPr>
+      <w:r>
+        <w:rPr>
+          <w:b/>
+          <w:sz w:val="26"/>
+        </w:rPr>
+        <w:t>Q:  My phone will not let me install the app.</w:t>
+      </w:r>
+    </w:p>
+    <w:p>
+      <w:pPr>
+        <w:spacing w:before="20" w:after="80"/>
+        <w:ind w:left="432"/>
+      </w:pPr>
+      <w:r>
+        <w:rPr>
+          <w:sz w:val="26"/>
+        </w:rPr>
+        <w:t>A:  Go to Settings &gt; Apps &gt; Special app access &gt; Install unknown apps. Find your browser or email app and turn on Allow.</w:t>
       </w:r>
     </w:p>
     <w:p>
